--- a/Fase 2/Evidencias Grupales/2.6_GuiaEstudiante_Fase 2_Informe Final Proyecto APT(Ingles).docx
+++ b/Fase 2/Evidencias Grupales/2.6_GuiaEstudiante_Fase 2_Informe Final Proyecto APT(Ingles).docx
@@ -412,7 +412,7 @@
           <w:sz w:val="20"/>
           <w:highlight w:val="yellow"/>
         </w:rPr>
-        <w:t>DRAFT as of 13 October 2026. This report will be completed at the end of sprint 5 (19 November) for the final delivery in week 15. Items highlighted in yellow depend on development that has not happened yet.</w:t>
+        <w:t>DRAFT updated as of 28 October 2026. This report will be completed at the end of sprint 5 (19 November) for the final delivery in week 15. Items highlighted in yellow depend on the development still to come.</w:t>
       </w:r>
     </w:p>
     <w:tbl>
@@ -1234,12 +1234,21 @@
             <w:r>
               <w:rPr>
                 <w:rFonts w:ascii="Calibri" w:hAnsi="Calibri" w:eastAsia="Calibri"/>
-                <w:b/>
                 <w:color w:val="1A1A1A"/>
                 <w:sz w:val="18"/>
                 <w:highlight w:val="yellow"/>
               </w:rPr>
-              <w:t>[Final status]</w:t>
+              <w:t xml:space="preserve">Status at 28 October: API contract agreed (MATU-09) and screen design ready. Implementation is scheduled to close on 30 October. </w:t>
+            </w:r>
+            <w:r>
+              <w:rPr>
+                <w:rFonts w:ascii="Calibri" w:hAnsi="Calibri" w:eastAsia="Calibri"/>
+                <w:b/>
+                <w:color w:val="1A1A1A"/>
+                <w:sz w:val="18"/>
+                <w:highlight w:val="yellow"/>
+              </w:rPr>
+              <w:t xml:space="preserve">[Final status]</w:t>
             </w:r>
           </w:p>
           <w:p>
@@ -1260,12 +1269,21 @@
             <w:r>
               <w:rPr>
                 <w:rFonts w:ascii="Calibri" w:hAnsi="Calibri" w:eastAsia="Calibri"/>
-                <w:b/>
                 <w:color w:val="1A1A1A"/>
                 <w:sz w:val="18"/>
                 <w:highlight w:val="yellow"/>
               </w:rPr>
-              <w:t>[Final status]</w:t>
+              <w:t xml:space="preserve">Status at 28 October: planned for sprint 3, from 30 October to 5 November. </w:t>
+            </w:r>
+            <w:r>
+              <w:rPr>
+                <w:rFonts w:ascii="Calibri" w:hAnsi="Calibri" w:eastAsia="Calibri"/>
+                <w:b/>
+                <w:color w:val="1A1A1A"/>
+                <w:sz w:val="18"/>
+                <w:highlight w:val="yellow"/>
+              </w:rPr>
+              <w:t xml:space="preserve">[Final status]</w:t>
             </w:r>
           </w:p>
           <w:p>
@@ -1286,12 +1304,21 @@
             <w:r>
               <w:rPr>
                 <w:rFonts w:ascii="Calibri" w:hAnsi="Calibri" w:eastAsia="Calibri"/>
-                <w:b/>
                 <w:color w:val="1A1A1A"/>
                 <w:sz w:val="18"/>
                 <w:highlight w:val="yellow"/>
               </w:rPr>
-              <w:t>[Final status]</w:t>
+              <w:t xml:space="preserve">Status at 28 October: planned for sprint 4, from 6 to 12 November. </w:t>
+            </w:r>
+            <w:r>
+              <w:rPr>
+                <w:rFonts w:ascii="Calibri" w:hAnsi="Calibri" w:eastAsia="Calibri"/>
+                <w:b/>
+                <w:color w:val="1A1A1A"/>
+                <w:sz w:val="18"/>
+                <w:highlight w:val="yellow"/>
+              </w:rPr>
+              <w:t xml:space="preserve">[Final status]</w:t>
             </w:r>
           </w:p>
           <w:p>
@@ -1307,17 +1334,26 @@
                 <w:color w:val="1A1A1A"/>
                 <w:sz w:val="18"/>
               </w:rPr>
-              <w:t xml:space="preserve">6. Build the ordering flow with deferred authorisation and capture for the actual amount, with the seven mandatory payment cases green, by 12 November. </w:t>
-            </w:r>
-            <w:r>
-              <w:rPr>
-                <w:rFonts w:ascii="Calibri" w:hAnsi="Calibri" w:eastAsia="Calibri"/>
-                <w:b/>
+              <w:t xml:space="preserve">6. Build the ordering flow with a single charge for the confirmed total (ADR-027), with the nine mandatory payment cases green, by 12 November. This objective changed on 26 October. It used to say deferred authorisation and capture for the actual amount, but the Transbank proof of concept showed that deferred capture does not support debit cards. With a single charge, the family also sees the exact amount before paying. </w:t>
+            </w:r>
+            <w:r>
+              <w:rPr>
+                <w:rFonts w:ascii="Calibri" w:hAnsi="Calibri" w:eastAsia="Calibri"/>
                 <w:color w:val="1A1A1A"/>
                 <w:sz w:val="18"/>
                 <w:highlight w:val="yellow"/>
               </w:rPr>
-              <w:t>[Final status]</w:t>
+              <w:t xml:space="preserve">Status at 28 October: planned for sprint 4, from 6 to 12 November. </w:t>
+            </w:r>
+            <w:r>
+              <w:rPr>
+                <w:rFonts w:ascii="Calibri" w:hAnsi="Calibri" w:eastAsia="Calibri"/>
+                <w:b/>
+                <w:color w:val="1A1A1A"/>
+                <w:sz w:val="18"/>
+                <w:highlight w:val="yellow"/>
+              </w:rPr>
+              <w:t xml:space="preserve">[Final status]</w:t>
             </w:r>
           </w:p>
           <w:p>
@@ -1338,12 +1374,21 @@
             <w:r>
               <w:rPr>
                 <w:rFonts w:ascii="Calibri" w:hAnsi="Calibri" w:eastAsia="Calibri"/>
-                <w:b/>
                 <w:color w:val="1A1A1A"/>
                 <w:sz w:val="18"/>
                 <w:highlight w:val="yellow"/>
               </w:rPr>
-              <w:t>[Final status]</w:t>
+              <w:t xml:space="preserve">Status at 28 October: planned for sprint 5, from 13 to 19 November. </w:t>
+            </w:r>
+            <w:r>
+              <w:rPr>
+                <w:rFonts w:ascii="Calibri" w:hAnsi="Calibri" w:eastAsia="Calibri"/>
+                <w:b/>
+                <w:color w:val="1A1A1A"/>
+                <w:sz w:val="18"/>
+                <w:highlight w:val="yellow"/>
+              </w:rPr>
+              <w:t xml:space="preserve">[Final status]</w:t>
             </w:r>
           </w:p>
         </w:tc>
@@ -1453,6 +1498,22 @@
           <w:p>
             <w:pPr>
               <w:pStyle w:val="Prrafodelista"/>
+              <w:spacing w:after="80" w:before="0"/>
+              <w:ind w:left="0" w:firstLine="0"/>
+              <w:jc w:val="left"/>
+            </w:pPr>
+            <w:r>
+              <w:rPr>
+                <w:rFonts w:ascii="Calibri" w:hAnsi="Calibri" w:eastAsia="Calibri"/>
+                <w:color w:val="1A1A1A"/>
+                <w:sz w:val="18"/>
+              </w:rPr>
+              <w:t xml:space="preserve">The team works with six Claude Code agents, each with a fixed role and scope: an orchestrator that plans and delegates, a backend developer, a frontend developer, a QA tester that verifies without fixing, a regulatory analyst and a UI/UX designer. No agent merges its own work. Every change ends in a pull request that a person reviews and merges, and anything touching sensitive data or money is always reviewed by the other team member. GitHub Actions runs the continuous integration pipeline, and Trello tracks progress and the actual hours of each story.</w:t>
+            </w:r>
+          </w:p>
+          <w:p>
+            <w:pPr>
+              <w:pStyle w:val="Prrafodelista"/>
               <w:spacing w:after="80" w:before="80"/>
               <w:ind w:left="0" w:firstLine="0"/>
               <w:jc w:val="left"/>
@@ -1480,7 +1541,7 @@
                 <w:color w:val="1A1A1A"/>
                 <w:sz w:val="18"/>
               </w:rPr>
-              <w:t xml:space="preserve">One-week sprints with a verifiable deliverable make a delay visible in days rather than months, in a short window and with a two-person team that is not full time. Splitting by axis prevents one person from waiting for the other. Validation with falsification criteria set in advance allowed the product to change on evidence (ADR-023) before it was built. And AI-assisted development, with the definition of done as a control, made it possible to recover the three weeks lost at the start without sacrificing quality. </w:t>
+              <w:t xml:space="preserve">One-week sprints with a verifiable deliverable make a delay visible in days rather than months, in a short window and with a two-person team that is not full time. Splitting by axis prevents one person from waiting for the other. Validation with falsification criteria set in advance allowed the product to change on evidence (ADR-023) before it was built. And AI-assisted development, with the definition of done as a control, made it possible to recover the three weeks lost at the start without sacrificing quality. Keeping the agent that builds separate from the agent that verifies preserves that control when the code is generated by an assistant. </w:t>
             </w:r>
             <w:r>
               <w:rPr>
@@ -1490,7 +1551,7 @@
                 <w:sz w:val="18"/>
                 <w:highlight w:val="yellow"/>
               </w:rPr>
-              <w:t>[Complete with the actual velocity measured in the sprints]</w:t>
+              <w:t xml:space="preserve">[Complete with the actual velocity and vibe coding factor measured in the sprints]</w:t>
             </w:r>
           </w:p>
         </w:tc>
@@ -1640,15 +1701,15 @@
                 <w:color w:val="1A1A1A"/>
                 <w:sz w:val="18"/>
               </w:rPr>
-              <w:t>Sprint 1 (16 to 22 October).</w:t>
-            </w:r>
-            <w:r>
-              <w:rPr>
-                <w:rFonts w:ascii="Calibri" w:hAnsi="Calibri" w:eastAsia="Calibri"/>
-                <w:color w:val="1A1A1A"/>
-                <w:sz w:val="18"/>
-              </w:rPr>
-              <w:t xml:space="preserve"> Identity, family group and registration of the cared-for person with consent. </w:t>
+              <w:t xml:space="preserve">Sprint 1 (16 to 22 October).</w:t>
+            </w:r>
+            <w:r>
+              <w:rPr>
+                <w:rFonts w:ascii="Calibri" w:hAnsi="Calibri" w:eastAsia="Calibri"/>
+                <w:color w:val="1A1A1A"/>
+                <w:sz w:val="18"/>
+              </w:rPr>
+              <w:t xml:space="preserve"> Identity, family group and registration of the cared-for person with consent. Closed. </w:t>
             </w:r>
             <w:r>
               <w:rPr>
@@ -1658,6 +1719,135 @@
                 <w:sz w:val="18"/>
                 <w:highlight w:val="yellow"/>
               </w:rPr>
+              <w:t xml:space="preserve">[Complete with the vibe coding factor measured in sprint 1]</w:t>
+            </w:r>
+          </w:p>
+          <w:p>
+            <w:pPr>
+              <w:pStyle w:val="Prrafodelista"/>
+              <w:spacing w:after="80" w:before="0"/>
+              <w:ind w:left="200" w:hanging="160"/>
+              <w:jc w:val="left"/>
+            </w:pPr>
+            <w:r>
+              <w:rPr>
+                <w:rFonts w:ascii="Calibri" w:hAnsi="Calibri" w:eastAsia="Calibri"/>
+                <w:color w:val="1A1A1A"/>
+                <w:sz w:val="18"/>
+              </w:rPr>
+              <w:t xml:space="preserve">– </w:t>
+            </w:r>
+            <w:r>
+              <w:rPr>
+                <w:rFonts w:ascii="Calibri" w:hAnsi="Calibri" w:eastAsia="Calibri"/>
+                <w:b/>
+                <w:color w:val="1A1A1A"/>
+                <w:sz w:val="18"/>
+              </w:rPr>
+              <w:t xml:space="preserve">Sprint 2 (23 to 29 October).</w:t>
+            </w:r>
+            <w:r>
+              <w:rPr>
+                <w:rFonts w:ascii="Calibri" w:hAnsi="Calibri" w:eastAsia="Calibri"/>
+                <w:color w:val="1A1A1A"/>
+                <w:sz w:val="18"/>
+              </w:rPr>
+              <w:t xml:space="preserve"> Relief sheet and relief access. In progress, closing on 29 October. The API contract for the sheet and for relief access (MATU-09) and the design of its screens are already agreed, and ADR-027 was approved. </w:t>
+            </w:r>
+            <w:r>
+              <w:rPr>
+                <w:rFonts w:ascii="Calibri" w:hAnsi="Calibri" w:eastAsia="Calibri"/>
+                <w:b/>
+                <w:color w:val="1A1A1A"/>
+                <w:sz w:val="18"/>
+                <w:highlight w:val="yellow"/>
+              </w:rPr>
+              <w:t xml:space="preserve">[Result]</w:t>
+            </w:r>
+          </w:p>
+          <w:p>
+            <w:pPr>
+              <w:pStyle w:val="Prrafodelista"/>
+              <w:spacing w:after="80" w:before="0"/>
+              <w:ind w:left="200" w:hanging="160"/>
+              <w:jc w:val="left"/>
+            </w:pPr>
+            <w:r>
+              <w:rPr>
+                <w:rFonts w:ascii="Calibri" w:hAnsi="Calibri" w:eastAsia="Calibri"/>
+                <w:color w:val="1A1A1A"/>
+                <w:sz w:val="18"/>
+              </w:rPr>
+              <w:t xml:space="preserve">– </w:t>
+            </w:r>
+            <w:r>
+              <w:rPr>
+                <w:rFonts w:ascii="Calibri" w:hAnsi="Calibri" w:eastAsia="Calibri"/>
+                <w:b/>
+                <w:color w:val="1A1A1A"/>
+                <w:sz w:val="18"/>
+              </w:rPr>
+              <w:t xml:space="preserve">Navigable demo (Friday 30 October).</w:t>
+            </w:r>
+            <w:r>
+              <w:rPr>
+                <w:rFonts w:ascii="Calibri" w:hAnsi="Calibri" w:eastAsia="Calibri"/>
+                <w:color w:val="1A1A1A"/>
+                <w:sz w:val="18"/>
+              </w:rPr>
+              <w:t xml:space="preserve"> MATU as a mobile-first web application, with synthetic data and sample prices. It walks through the relief sheet and relief access, the replenishment list and the order with a single charge. What is not built yet is shown as a simulation. </w:t>
+            </w:r>
+            <w:r>
+              <w:rPr>
+                <w:rFonts w:ascii="Calibri" w:hAnsi="Calibri" w:eastAsia="Calibri"/>
+                <w:b/>
+                <w:color w:val="1A1A1A"/>
+                <w:sz w:val="18"/>
+                <w:highlight w:val="yellow"/>
+              </w:rPr>
+              <w:t xml:space="preserve">[Demo result]</w:t>
+            </w:r>
+          </w:p>
+          <w:p>
+            <w:pPr>
+              <w:pStyle w:val="Prrafodelista"/>
+              <w:spacing w:after="80" w:before="0"/>
+              <w:ind w:left="200" w:hanging="160"/>
+              <w:jc w:val="left"/>
+            </w:pPr>
+            <w:r>
+              <w:rPr>
+                <w:rFonts w:ascii="Calibri" w:hAnsi="Calibri" w:eastAsia="Calibri"/>
+                <w:color w:val="1A1A1A"/>
+                <w:sz w:val="18"/>
+              </w:rPr>
+              <w:t xml:space="preserve">– </w:t>
+            </w:r>
+            <w:r>
+              <w:rPr>
+                <w:rFonts w:ascii="Calibri" w:hAnsi="Calibri" w:eastAsia="Calibri"/>
+                <w:b/>
+                <w:color w:val="1A1A1A"/>
+                <w:sz w:val="18"/>
+              </w:rPr>
+              <w:t>Sprint 3 (30 October to 5 November).</w:t>
+            </w:r>
+            <w:r>
+              <w:rPr>
+                <w:rFonts w:ascii="Calibri" w:hAnsi="Calibri" w:eastAsia="Calibri"/>
+                <w:color w:val="1A1A1A"/>
+                <w:sz w:val="18"/>
+              </w:rPr>
+              <w:t xml:space="preserve"> Family app and consumption profile with forecasting. </w:t>
+            </w:r>
+            <w:r>
+              <w:rPr>
+                <w:rFonts w:ascii="Calibri" w:hAnsi="Calibri" w:eastAsia="Calibri"/>
+                <w:b/>
+                <w:color w:val="1A1A1A"/>
+                <w:sz w:val="18"/>
+                <w:highlight w:val="yellow"/>
+              </w:rPr>
               <w:t>[Result]</w:t>
             </w:r>
           </w:p>
@@ -1683,15 +1873,15 @@
                 <w:color w:val="1A1A1A"/>
                 <w:sz w:val="18"/>
               </w:rPr>
-              <w:t>Sprint 2 (23 to 29 October).</w:t>
-            </w:r>
-            <w:r>
-              <w:rPr>
-                <w:rFonts w:ascii="Calibri" w:hAnsi="Calibri" w:eastAsia="Calibri"/>
-                <w:color w:val="1A1A1A"/>
-                <w:sz w:val="18"/>
-              </w:rPr>
-              <w:t xml:space="preserve"> Relief sheet and relief access. </w:t>
+              <w:t xml:space="preserve">Sprint 4 (6 to 12 November).</w:t>
+            </w:r>
+            <w:r>
+              <w:rPr>
+                <w:rFonts w:ascii="Calibri" w:hAnsi="Calibri" w:eastAsia="Calibri"/>
+                <w:color w:val="1A1A1A"/>
+                <w:sz w:val="18"/>
+              </w:rPr>
+              <w:t xml:space="preserve"> Catalogue with exact prices, replenishment list, order and payment with a single charge for the confirmed total (ADR-027). </w:t>
             </w:r>
             <w:r>
               <w:rPr>
@@ -1701,93 +1891,7 @@
                 <w:sz w:val="18"/>
                 <w:highlight w:val="yellow"/>
               </w:rPr>
-              <w:t>[Result]</w:t>
-            </w:r>
-          </w:p>
-          <w:p>
-            <w:pPr>
-              <w:pStyle w:val="Prrafodelista"/>
-              <w:spacing w:after="80" w:before="0"/>
-              <w:ind w:left="200" w:hanging="160"/>
-              <w:jc w:val="left"/>
-            </w:pPr>
-            <w:r>
-              <w:rPr>
-                <w:rFonts w:ascii="Calibri" w:hAnsi="Calibri" w:eastAsia="Calibri"/>
-                <w:color w:val="1A1A1A"/>
-                <w:sz w:val="18"/>
-              </w:rPr>
-              <w:t xml:space="preserve">– </w:t>
-            </w:r>
-            <w:r>
-              <w:rPr>
-                <w:rFonts w:ascii="Calibri" w:hAnsi="Calibri" w:eastAsia="Calibri"/>
-                <w:b/>
-                <w:color w:val="1A1A1A"/>
-                <w:sz w:val="18"/>
-              </w:rPr>
-              <w:t>Sprint 3 (30 October to 5 November).</w:t>
-            </w:r>
-            <w:r>
-              <w:rPr>
-                <w:rFonts w:ascii="Calibri" w:hAnsi="Calibri" w:eastAsia="Calibri"/>
-                <w:color w:val="1A1A1A"/>
-                <w:sz w:val="18"/>
-              </w:rPr>
-              <w:t xml:space="preserve"> Family app and consumption profile with forecasting. </w:t>
-            </w:r>
-            <w:r>
-              <w:rPr>
-                <w:rFonts w:ascii="Calibri" w:hAnsi="Calibri" w:eastAsia="Calibri"/>
-                <w:b/>
-                <w:color w:val="1A1A1A"/>
-                <w:sz w:val="18"/>
-                <w:highlight w:val="yellow"/>
-              </w:rPr>
-              <w:t>[Result]</w:t>
-            </w:r>
-          </w:p>
-          <w:p>
-            <w:pPr>
-              <w:pStyle w:val="Prrafodelista"/>
-              <w:spacing w:after="80" w:before="0"/>
-              <w:ind w:left="200" w:hanging="160"/>
-              <w:jc w:val="left"/>
-            </w:pPr>
-            <w:r>
-              <w:rPr>
-                <w:rFonts w:ascii="Calibri" w:hAnsi="Calibri" w:eastAsia="Calibri"/>
-                <w:color w:val="1A1A1A"/>
-                <w:sz w:val="18"/>
-              </w:rPr>
-              <w:t xml:space="preserve">– </w:t>
-            </w:r>
-            <w:r>
-              <w:rPr>
-                <w:rFonts w:ascii="Calibri" w:hAnsi="Calibri" w:eastAsia="Calibri"/>
-                <w:b/>
-                <w:color w:val="1A1A1A"/>
-                <w:sz w:val="18"/>
-              </w:rPr>
-              <w:t>Sprint 4 (6 to 12 November).</w:t>
-            </w:r>
-            <w:r>
-              <w:rPr>
-                <w:rFonts w:ascii="Calibri" w:hAnsi="Calibri" w:eastAsia="Calibri"/>
-                <w:color w:val="1A1A1A"/>
-                <w:sz w:val="18"/>
-              </w:rPr>
-              <w:t xml:space="preserve"> Catalogue, replenishment list, order and payment. </w:t>
-            </w:r>
-            <w:r>
-              <w:rPr>
-                <w:rFonts w:ascii="Calibri" w:hAnsi="Calibri" w:eastAsia="Calibri"/>
-                <w:b/>
-                <w:color w:val="1A1A1A"/>
-                <w:sz w:val="18"/>
-                <w:highlight w:val="yellow"/>
-              </w:rPr>
-              <w:t>[Result]</w:t>
+              <w:t xml:space="preserve">[Result]</w:t>
             </w:r>
           </w:p>
           <w:p>
@@ -1863,7 +1967,7 @@
                 <w:color w:val="1A1A1A"/>
                 <w:sz w:val="18"/>
               </w:rPr>
-              <w:t xml:space="preserve">The design closed before building, the data model tested in SQL before having an API, a backlog with acceptance criteria, and AI-assisted development. </w:t>
+              <w:t xml:space="preserve">The design closed before building, the data model tested in SQL before having an API, a backlog with acceptance criteria, and AI-assisted development. During the sprints these were joined by the work with six agents in separate roles, cross-review of every pull request and the regulatory research done before building payments. </w:t>
             </w:r>
             <w:r>
               <w:rPr>
@@ -1873,7 +1977,7 @@
                 <w:sz w:val="18"/>
                 <w:highlight w:val="yellow"/>
               </w:rPr>
-              <w:t>[Add those that arise during the sprints]</w:t>
+              <w:t xml:space="preserve">[Add those that arise during sprints 3 to 5]</w:t>
             </w:r>
           </w:p>
           <w:p>
@@ -1906,7 +2010,7 @@
                 <w:color w:val="1A1A1A"/>
                 <w:sz w:val="18"/>
               </w:rPr>
-              <w:t xml:space="preserve">Development started three weeks late while the environment was agreed with the instructor. Jorge's availability dropped because of his professional internship from 1 October. The Transbank proof of concept was left incomplete in sprint 0 and showed that debit cards do not support deferred capture. </w:t>
+              <w:t xml:space="preserve">Development started three weeks late while the environment was agreed with the instructor. Jorge's availability dropped because of his professional internship from 1 October. The Transbank proof of concept was left incomplete in sprint 0 and showed that debit cards do not support deferred capture. Since debit is the most common payment method in the segment, payment had to be redesigned (ADR-027). </w:t>
             </w:r>
             <w:r>
               <w:rPr>
@@ -1916,7 +2020,7 @@
                 <w:sz w:val="18"/>
                 <w:highlight w:val="yellow"/>
               </w:rPr>
-              <w:t>[Add those from the sprints]</w:t>
+              <w:t xml:space="preserve">[Add those from the sprints]</w:t>
             </w:r>
           </w:p>
           <w:p>
@@ -1949,8 +2053,148 @@
                 <w:color w:val="1A1A1A"/>
                 <w:sz w:val="18"/>
               </w:rPr>
-              <w:t xml:space="preserve">Schedule regrouped from eight to five development sprints plus two reserve sprints, data model brought forward to sprint 0, staging brought forward to sprint 3, usability testing in two rounds, plan B of ADR-006 for debit, and two separate repositories for evidence and code. </w:t>
-            </w:r>
+              <w:t xml:space="preserve">Schedule regrouped from eight to five development sprints plus two reserve sprints, data model brought forward to sprint 0, staging brought forward to sprint 3, usability testing in two rounds, and two separate repositories for evidence and code. Since 13 October four more adjustments were made:</w:t>
+            </w:r>
+          </w:p>
+          <w:p>
+            <w:pPr>
+              <w:pStyle w:val="Prrafodelista"/>
+              <w:spacing w:after="80" w:before="0"/>
+              <w:ind w:left="200" w:hanging="160"/>
+              <w:jc w:val="left"/>
+            </w:pPr>
+            <w:r>
+              <w:rPr>
+                <w:rFonts w:ascii="Calibri" w:hAnsi="Calibri" w:eastAsia="Calibri"/>
+                <w:color w:val="1A1A1A"/>
+                <w:sz w:val="18"/>
+              </w:rPr>
+              <w:t xml:space="preserve">– </w:t>
+            </w:r>
+            <w:r>
+              <w:rPr>
+                <w:rFonts w:ascii="Calibri" w:hAnsi="Calibri" w:eastAsia="Calibri"/>
+                <w:b/>
+                <w:color w:val="1A1A1A"/>
+                <w:sz w:val="18"/>
+              </w:rPr>
+              <w:t xml:space="preserve">Mobile-first web application (ADR-026, 14 October).</w:t>
+            </w:r>
+            <w:r>
+              <w:rPr>
+                <w:rFonts w:ascii="Calibri" w:hAnsi="Calibri" w:eastAsia="Calibri"/>
+                <w:color w:val="1A1A1A"/>
+                <w:sz w:val="18"/>
+              </w:rPr>
+              <w:t xml:space="preserve"> At the instructor's suggestion, during the semester MATU is built as a mobile-first web application, with React 19, TypeScript, Vite and Tailwind CSS v4. It is designed first for a 360 px wide phone. It replaces the Flutter choice of ADR-005. MATU is still a mobile app in its vision: the web is the practical step for the semester, and the native mobile app will be decided at a later stage.</w:t>
+            </w:r>
+          </w:p>
+          <w:p>
+            <w:pPr>
+              <w:pStyle w:val="Prrafodelista"/>
+              <w:spacing w:after="80" w:before="0"/>
+              <w:ind w:left="200" w:hanging="160"/>
+              <w:jc w:val="left"/>
+            </w:pPr>
+            <w:r>
+              <w:rPr>
+                <w:rFonts w:ascii="Calibri" w:hAnsi="Calibri" w:eastAsia="Calibri"/>
+                <w:color w:val="1A1A1A"/>
+                <w:sz w:val="18"/>
+              </w:rPr>
+              <w:t xml:space="preserve">– </w:t>
+            </w:r>
+            <w:r>
+              <w:rPr>
+                <w:rFonts w:ascii="Calibri" w:hAnsi="Calibri" w:eastAsia="Calibri"/>
+                <w:b/>
+                <w:color w:val="1A1A1A"/>
+                <w:sz w:val="18"/>
+              </w:rPr>
+              <w:t xml:space="preserve">Exact prices and a single charge (ADR-027, approved on 26 October).</w:t>
+            </w:r>
+            <w:r>
+              <w:rPr>
+                <w:rFonts w:ascii="Calibri" w:hAnsi="Calibri" w:eastAsia="Calibri"/>
+                <w:color w:val="1A1A1A"/>
+                <w:sz w:val="18"/>
+              </w:rPr>
+              <w:t xml:space="preserve"> The catalogue shows exact prices from partner merchants, simulated while there is no agreement. Stock is confirmed before charging. The total is charged once, with a single delivery fee per order, as a standard Webpay Plus sale. Credit and debit work the same way, and the confirmed total is valid for 15 minutes. MATU is the seller and issues one receipt. If a product does not arrive, its price is refunded the same day to the same card, and it is never replaced with another brand. RF-21 was redefined: if a product is missing, it is sought at another merchant or removed from the order. It replaces deferred authorisation with capture for the actual amount and the debit plan B (ADR-006). Deferred capture does not support debit, and with a single charge the family sees the exact amount before paying.</w:t>
+            </w:r>
+          </w:p>
+          <w:p>
+            <w:pPr>
+              <w:pStyle w:val="Prrafodelista"/>
+              <w:spacing w:after="80" w:before="0"/>
+              <w:ind w:left="200" w:hanging="160"/>
+              <w:jc w:val="left"/>
+            </w:pPr>
+            <w:r>
+              <w:rPr>
+                <w:rFonts w:ascii="Calibri" w:hAnsi="Calibri" w:eastAsia="Calibri"/>
+                <w:color w:val="1A1A1A"/>
+                <w:sz w:val="18"/>
+              </w:rPr>
+              <w:t xml:space="preserve">– </w:t>
+            </w:r>
+            <w:r>
+              <w:rPr>
+                <w:rFonts w:ascii="Calibri" w:hAnsi="Calibri" w:eastAsia="Calibri"/>
+                <w:b/>
+                <w:color w:val="1A1A1A"/>
+                <w:sz w:val="18"/>
+              </w:rPr>
+              <w:t xml:space="preserve">Regulatory research (27 October).</w:t>
+            </w:r>
+            <w:r>
+              <w:rPr>
+                <w:rFonts w:ascii="Calibri" w:hAnsi="Calibri" w:eastAsia="Calibri"/>
+                <w:color w:val="1A1A1A"/>
+                <w:sz w:val="18"/>
+              </w:rPr>
+              <w:t xml:space="preserve"> Before building payments, the team reviewed the text of Law 19.496, with its regulations on the right of withdrawal and on e-commerce, and of Law 19.628 as amended by Law 21.719. Of eight questions, five were resolved by design with the most protective option. The other three were left for a legal or accounting consultation, and none blocks the semester, because there is no real data or money. During the semester the pilot runs only in the Transbank integration environment, with synthetic data and no real charges (MATU-27).</w:t>
+            </w:r>
+          </w:p>
+          <w:p>
+            <w:pPr>
+              <w:pStyle w:val="Prrafodelista"/>
+              <w:spacing w:after="80" w:before="0"/>
+              <w:ind w:left="200" w:hanging="160"/>
+              <w:jc w:val="left"/>
+            </w:pPr>
+            <w:r>
+              <w:rPr>
+                <w:rFonts w:ascii="Calibri" w:hAnsi="Calibri" w:eastAsia="Calibri"/>
+                <w:color w:val="1A1A1A"/>
+                <w:sz w:val="18"/>
+              </w:rPr>
+              <w:t xml:space="preserve">– </w:t>
+            </w:r>
+            <w:r>
+              <w:rPr>
+                <w:rFonts w:ascii="Calibri" w:hAnsi="Calibri" w:eastAsia="Calibri"/>
+                <w:b/>
+                <w:color w:val="1A1A1A"/>
+                <w:sz w:val="18"/>
+              </w:rPr>
+              <w:t xml:space="preserve">Relief privacy (MATU-09, 27 October).</w:t>
+            </w:r>
+            <w:r>
+              <w:rPr>
+                <w:rFonts w:ascii="Calibri" w:hAnsi="Calibri" w:eastAsia="Calibri"/>
+                <w:color w:val="1A1A1A"/>
+                <w:sz w:val="18"/>
+              </w:rPr>
+              <w:t xml:space="preserve"> The link carries the token in the URL fragment and is opened with a four-digit PIN. The API does not send the PIN: the person sharing sees it once and reads it out to the relief caregiver. The IP address is not stored in the database or in the logs. The reason for access is chosen from a closed list, with no free text. The relief caregiver's phone number is deleted 30 days after the access expires or is revoked.</w:t>
+            </w:r>
+          </w:p>
+          <w:p>
+            <w:pPr>
+              <w:pStyle w:val="Prrafodelista"/>
+              <w:spacing w:after="80" w:before="0"/>
+              <w:ind w:left="0" w:firstLine="0"/>
+              <w:jc w:val="left"/>
+            </w:pPr>
             <w:r>
               <w:rPr>
                 <w:rFonts w:ascii="Calibri" w:hAnsi="Calibri" w:eastAsia="Calibri"/>
@@ -1959,7 +2203,7 @@
                 <w:sz w:val="18"/>
                 <w:highlight w:val="yellow"/>
               </w:rPr>
-              <w:t>[Add the adjustments from the sprints]</w:t>
+              <w:t xml:space="preserve">[Add the adjustments from sprints 3 to 5]</w:t>
             </w:r>
           </w:p>
         </w:tc>
@@ -2105,6 +2349,80 @@
           <w:p>
             <w:pPr>
               <w:pStyle w:val="Prrafodelista"/>
+              <w:spacing w:after="80" w:before="0"/>
+              <w:ind w:left="200" w:hanging="160"/>
+              <w:jc w:val="left"/>
+            </w:pPr>
+            <w:r>
+              <w:rPr>
+                <w:rFonts w:ascii="Calibri" w:hAnsi="Calibri" w:eastAsia="Calibri"/>
+                <w:color w:val="1A1A1A"/>
+                <w:sz w:val="18"/>
+              </w:rPr>
+              <w:t xml:space="preserve">– ADR-027 incorporated into the architecture, and data model migration 0002 that implements it (MATU, docs/, and MATU_PROYECTO, backend/alembic).</w:t>
+            </w:r>
+          </w:p>
+          <w:p>
+            <w:pPr>
+              <w:pStyle w:val="Prrafodelista"/>
+              <w:spacing w:after="80" w:before="0"/>
+              <w:ind w:left="200" w:hanging="160"/>
+              <w:jc w:val="left"/>
+            </w:pPr>
+            <w:r>
+              <w:rPr>
+                <w:rFonts w:ascii="Calibri" w:hAnsi="Calibri" w:eastAsia="Calibri"/>
+                <w:color w:val="1A1A1A"/>
+                <w:sz w:val="18"/>
+              </w:rPr>
+              <w:t xml:space="preserve">– API contract for the relief sheet and relief access (MATU-09).</w:t>
+            </w:r>
+          </w:p>
+          <w:p>
+            <w:pPr>
+              <w:pStyle w:val="Prrafodelista"/>
+              <w:spacing w:after="80" w:before="0"/>
+              <w:ind w:left="200" w:hanging="160"/>
+              <w:jc w:val="left"/>
+            </w:pPr>
+            <w:r>
+              <w:rPr>
+                <w:rFonts w:ascii="Calibri" w:hAnsi="Calibri" w:eastAsia="Calibri"/>
+                <w:color w:val="1A1A1A"/>
+                <w:sz w:val="18"/>
+              </w:rPr>
+              <w:t xml:space="preserve">– Privacy policy v0.9, record of processing activities, legal setup of the pilot and regulatory research for ADR-027 (MATU repository, docs/legal/).</w:t>
+            </w:r>
+          </w:p>
+          <w:p>
+            <w:pPr>
+              <w:pStyle w:val="Prrafodelista"/>
+              <w:spacing w:after="80" w:before="0"/>
+              <w:ind w:left="200" w:hanging="160"/>
+              <w:jc w:val="left"/>
+            </w:pPr>
+            <w:r>
+              <w:rPr>
+                <w:rFonts w:ascii="Calibri" w:hAnsi="Calibri" w:eastAsia="Calibri"/>
+                <w:color w:val="1A1A1A"/>
+                <w:sz w:val="18"/>
+              </w:rPr>
+              <w:t xml:space="preserve">– Design specification and navigable demo of 30 October (MATU_PROYECTO, Demo/). </w:t>
+            </w:r>
+            <w:r>
+              <w:rPr>
+                <w:rFonts w:ascii="Calibri" w:hAnsi="Calibri" w:eastAsia="Calibri"/>
+                <w:b/>
+                <w:color w:val="1A1A1A"/>
+                <w:sz w:val="18"/>
+                <w:highlight w:val="yellow"/>
+              </w:rPr>
+              <w:t xml:space="preserve">[Link and screenshots after the demo]</w:t>
+            </w:r>
+          </w:p>
+          <w:p>
+            <w:pPr>
+              <w:pStyle w:val="Prrafodelista"/>
               <w:spacing w:after="80" w:before="80"/>
               <w:ind w:left="0" w:firstLine="0"/>
               <w:jc w:val="left"/>
@@ -2132,7 +2450,7 @@
                 <w:color w:val="1A1A1A"/>
                 <w:sz w:val="18"/>
               </w:rPr>
-              <w:t xml:space="preserve">– Integrated application in operation: family app, merchant web view and back office in the demonstration environment. </w:t>
+              <w:t xml:space="preserve">– Mobile-first web application in operation: family app, relief view, merchant view and back office in the demonstration environment. </w:t>
             </w:r>
             <w:r>
               <w:rPr>
@@ -2142,7 +2460,7 @@
                 <w:sz w:val="18"/>
                 <w:highlight w:val="yellow"/>
               </w:rPr>
-              <w:t>[Link and screenshots]</w:t>
+              <w:t xml:space="preserve">[Link and screenshots]</w:t>
             </w:r>
           </w:p>
           <w:p>

--- a/Fase 2/Evidencias Grupales/2.6_GuiaEstudiante_Fase 2_Informe Final Proyecto APT(Ingles).docx
+++ b/Fase 2/Evidencias Grupales/2.6_GuiaEstudiante_Fase 2_Informe Final Proyecto APT(Ingles).docx
@@ -401,20 +401,6 @@
         </w:rPr>
       </w:pPr>
     </w:p>
-    <w:p>
-      <w:pPr>
-        <w:spacing w:after="160"/>
-      </w:pPr>
-      <w:r>
-        <w:rPr>
-          <w:rFonts w:ascii="Calibri" w:hAnsi="Calibri"/>
-          <w:b/>
-          <w:sz w:val="20"/>
-          <w:highlight w:val="yellow"/>
-        </w:rPr>
-        <w:t>DRAFT updated as of 28 October 2026. This report will be completed at the end of sprint 5 (19 November) for the final delivery in week 15. Items highlighted in yellow depend on the development still to come.</w:t>
-      </w:r>
-    </w:p>
     <w:tbl>
       <w:tblPr>
         <w:tblStyle w:val="Tablaconcuadrcula"/>
@@ -1053,25 +1039,7 @@
                 <w:color w:val="1A1A1A"/>
                 <w:sz w:val="18"/>
               </w:rPr>
-              <w:t xml:space="preserve">A caregiver can hand over care for a few hours with a three-field relief sheet shared through a limited, revocable link, and the system warns before a supply runs out. </w:t>
-            </w:r>
-            <w:r>
-              <w:rPr>
-                <w:rFonts w:ascii="Calibri" w:hAnsi="Calibri" w:eastAsia="Calibri"/>
-                <w:b/>
-                <w:color w:val="1A1A1A"/>
-                <w:sz w:val="18"/>
-                <w:highlight w:val="yellow"/>
-              </w:rPr>
-              <w:t>[Complete with the value demonstrated: results of usability testing and of the final demo]</w:t>
-            </w:r>
-            <w:r>
-              <w:rPr>
-                <w:rFonts w:ascii="Calibri" w:hAnsi="Calibri" w:eastAsia="Calibri"/>
-                <w:color w:val="1A1A1A"/>
-                <w:sz w:val="18"/>
-              </w:rPr>
-              <w:t>.</w:t>
+              <w:t xml:space="preserve">A caregiver can hand over care for a few hours with a three-field relief sheet shared through a limited, revocable link, and the system warns before a supply runs out.. At the close of Phase 2 that value already works: the sheet is stored encrypted, shared with a link and a PIN, opened on the relief person's phone, and the caregiver can cut off access at once. The 30 October demo also showed the three layers end to end with synthetic data.</w:t>
             </w:r>
           </w:p>
         </w:tc>
@@ -1229,166 +1197,71 @@
                 <w:color w:val="1A1A1A"/>
                 <w:sz w:val="18"/>
               </w:rPr>
-              <w:t xml:space="preserve">3. Build the care plan with temporary, revocable relief access, auditing of every access and cryptographic erasure in line with Law 21.719, by 29 October. </w:t>
-            </w:r>
-            <w:r>
-              <w:rPr>
-                <w:rFonts w:ascii="Calibri" w:hAnsi="Calibri" w:eastAsia="Calibri"/>
-                <w:color w:val="1A1A1A"/>
-                <w:sz w:val="18"/>
-                <w:highlight w:val="yellow"/>
-              </w:rPr>
-              <w:t xml:space="preserve">Status at 28 October: API contract agreed (MATU-09) and screen design ready. Implementation is scheduled to close on 30 October. </w:t>
-            </w:r>
-            <w:r>
-              <w:rPr>
-                <w:rFonts w:ascii="Calibri" w:hAnsi="Calibri" w:eastAsia="Calibri"/>
-                <w:b/>
-                <w:color w:val="1A1A1A"/>
-                <w:sz w:val="18"/>
-                <w:highlight w:val="yellow"/>
-              </w:rPr>
-              <w:t xml:space="preserve">[Final status]</w:t>
-            </w:r>
-          </w:p>
-          <w:p>
-            <w:pPr>
-              <w:pStyle w:val="Prrafodelista"/>
-              <w:spacing w:after="80" w:before="0"/>
-              <w:ind w:left="0" w:firstLine="0"/>
-              <w:jc w:val="left"/>
-            </w:pPr>
-            <w:r>
-              <w:rPr>
-                <w:rFonts w:ascii="Calibri" w:hAnsi="Calibri" w:eastAsia="Calibri"/>
-                <w:color w:val="1A1A1A"/>
-                <w:sz w:val="18"/>
-              </w:rPr>
-              <w:t xml:space="preserve">4. Implement the stock-out date calculation and the early alert per supply item, with eight green domain tests, by 5 November. </w:t>
-            </w:r>
-            <w:r>
-              <w:rPr>
-                <w:rFonts w:ascii="Calibri" w:hAnsi="Calibri" w:eastAsia="Calibri"/>
-                <w:color w:val="1A1A1A"/>
-                <w:sz w:val="18"/>
-                <w:highlight w:val="yellow"/>
-              </w:rPr>
-              <w:t xml:space="preserve">Status at 28 October: planned for sprint 3, from 30 October to 5 November. </w:t>
-            </w:r>
-            <w:r>
-              <w:rPr>
-                <w:rFonts w:ascii="Calibri" w:hAnsi="Calibri" w:eastAsia="Calibri"/>
-                <w:b/>
-                <w:color w:val="1A1A1A"/>
-                <w:sz w:val="18"/>
-                <w:highlight w:val="yellow"/>
-              </w:rPr>
-              <w:t xml:space="preserve">[Final status]</w:t>
-            </w:r>
-          </w:p>
-          <w:p>
-            <w:pPr>
-              <w:pStyle w:val="Prrafodelista"/>
-              <w:spacing w:after="80" w:before="0"/>
-              <w:ind w:left="0" w:firstLine="0"/>
-              <w:jc w:val="left"/>
-            </w:pPr>
-            <w:r>
-              <w:rPr>
-                <w:rFonts w:ascii="Calibri" w:hAnsi="Calibri" w:eastAsia="Calibri"/>
-                <w:color w:val="1A1A1A"/>
-                <w:sz w:val="18"/>
-              </w:rPr>
-              <w:t xml:space="preserve">5. Deliver the replenishment list, exportable as a document and as a shareable link, working without a commercial agreement, by 12 November. </w:t>
-            </w:r>
-            <w:r>
-              <w:rPr>
-                <w:rFonts w:ascii="Calibri" w:hAnsi="Calibri" w:eastAsia="Calibri"/>
-                <w:color w:val="1A1A1A"/>
-                <w:sz w:val="18"/>
-                <w:highlight w:val="yellow"/>
-              </w:rPr>
-              <w:t xml:space="preserve">Status at 28 October: planned for sprint 4, from 6 to 12 November. </w:t>
-            </w:r>
-            <w:r>
-              <w:rPr>
-                <w:rFonts w:ascii="Calibri" w:hAnsi="Calibri" w:eastAsia="Calibri"/>
-                <w:b/>
-                <w:color w:val="1A1A1A"/>
-                <w:sz w:val="18"/>
-                <w:highlight w:val="yellow"/>
-              </w:rPr>
-              <w:t xml:space="preserve">[Final status]</w:t>
-            </w:r>
-          </w:p>
-          <w:p>
-            <w:pPr>
-              <w:pStyle w:val="Prrafodelista"/>
-              <w:spacing w:after="80" w:before="0"/>
-              <w:ind w:left="0" w:firstLine="0"/>
-              <w:jc w:val="left"/>
-            </w:pPr>
-            <w:r>
-              <w:rPr>
-                <w:rFonts w:ascii="Calibri" w:hAnsi="Calibri" w:eastAsia="Calibri"/>
-                <w:color w:val="1A1A1A"/>
-                <w:sz w:val="18"/>
-              </w:rPr>
-              <w:t xml:space="preserve">6. Build the ordering flow with a single charge for the confirmed total (ADR-027), with the nine mandatory payment cases green, by 12 November. This objective changed on 26 October. It used to say deferred authorisation and capture for the actual amount, but the Transbank proof of concept showed that deferred capture does not support debit cards. With a single charge, the family also sees the exact amount before paying. </w:t>
-            </w:r>
-            <w:r>
-              <w:rPr>
-                <w:rFonts w:ascii="Calibri" w:hAnsi="Calibri" w:eastAsia="Calibri"/>
-                <w:color w:val="1A1A1A"/>
-                <w:sz w:val="18"/>
-                <w:highlight w:val="yellow"/>
-              </w:rPr>
-              <w:t xml:space="preserve">Status at 28 October: planned for sprint 4, from 6 to 12 November. </w:t>
-            </w:r>
-            <w:r>
-              <w:rPr>
-                <w:rFonts w:ascii="Calibri" w:hAnsi="Calibri" w:eastAsia="Calibri"/>
-                <w:b/>
-                <w:color w:val="1A1A1A"/>
-                <w:sz w:val="18"/>
-                <w:highlight w:val="yellow"/>
-              </w:rPr>
-              <w:t xml:space="preserve">[Final status]</w:t>
-            </w:r>
-          </w:p>
-          <w:p>
-            <w:pPr>
-              <w:pStyle w:val="Prrafodelista"/>
-              <w:spacing w:after="80" w:before="0"/>
-              <w:ind w:left="0" w:firstLine="0"/>
-              <w:jc w:val="left"/>
-            </w:pPr>
-            <w:r>
-              <w:rPr>
-                <w:rFonts w:ascii="Calibri" w:hAnsi="Calibri" w:eastAsia="Calibri"/>
-                <w:color w:val="1A1A1A"/>
-                <w:sz w:val="18"/>
-              </w:rPr>
-              <w:t xml:space="preserve">7. Deploy the system in a demonstration environment with the six critical user journeys working and the continuous integration pipeline green, by 19 November. </w:t>
-            </w:r>
-            <w:r>
-              <w:rPr>
-                <w:rFonts w:ascii="Calibri" w:hAnsi="Calibri" w:eastAsia="Calibri"/>
-                <w:color w:val="1A1A1A"/>
-                <w:sz w:val="18"/>
-                <w:highlight w:val="yellow"/>
-              </w:rPr>
-              <w:t xml:space="preserve">Status at 28 October: planned for sprint 5, from 13 to 19 November. </w:t>
-            </w:r>
-            <w:r>
-              <w:rPr>
-                <w:rFonts w:ascii="Calibri" w:hAnsi="Calibri" w:eastAsia="Calibri"/>
-                <w:b/>
-                <w:color w:val="1A1A1A"/>
-                <w:sz w:val="18"/>
-                <w:highlight w:val="yellow"/>
-              </w:rPr>
-              <w:t xml:space="preserve">[Final status]</w:t>
+              <w:t xml:space="preserve">3. Build the care plan with temporary, revocable relief access, auditing of every access and cryptographic erasure in line with Law 21.719, by 29 October. Achieved in sprint 2. The sheet is encrypted with a per-person key (AES-256-GCM) and every read and write is audited. Two simultaneous edits do not overwrite each other. The relief person opens the sheet with a link and a PIN, from a web page on their phone, and access expires on its own or is revoked at once. A destroyed key cannot be created again, which keeps cryptographic erasure possible.</w:t>
+            </w:r>
+          </w:p>
+          <w:p>
+            <w:pPr>
+              <w:pStyle w:val="Prrafodelista"/>
+              <w:spacing w:after="80" w:before="0"/>
+              <w:ind w:left="0" w:firstLine="0"/>
+              <w:jc w:val="left"/>
+            </w:pPr>
+            <w:r>
+              <w:rPr>
+                <w:rFonts w:ascii="Calibri" w:hAnsi="Calibri" w:eastAsia="Calibri"/>
+                <w:color w:val="1A1A1A"/>
+                <w:sz w:val="18"/>
+              </w:rPr>
+              <w:t xml:space="preserve">4. Implement the stock-out date calculation and the early alert per supply item, with eight green domain tests, by 5 November. In progress in sprint 3, from 30 October to 5 November (MATU-36 and MATU-37).</w:t>
+            </w:r>
+          </w:p>
+          <w:p>
+            <w:pPr>
+              <w:pStyle w:val="Prrafodelista"/>
+              <w:spacing w:after="80" w:before="0"/>
+              <w:ind w:left="0" w:firstLine="0"/>
+              <w:jc w:val="left"/>
+            </w:pPr>
+            <w:r>
+              <w:rPr>
+                <w:rFonts w:ascii="Calibri" w:hAnsi="Calibri" w:eastAsia="Calibri"/>
+                <w:color w:val="1A1A1A"/>
+                <w:sz w:val="18"/>
+              </w:rPr>
+              <w:t xml:space="preserve">5. Deliver the replenishment list, exportable as a document and as a shareable link, working without a commercial agreement, by 12 November. Planned for sprint 4, from 6 to 12 November.</w:t>
+            </w:r>
+          </w:p>
+          <w:p>
+            <w:pPr>
+              <w:pStyle w:val="Prrafodelista"/>
+              <w:spacing w:after="80" w:before="0"/>
+              <w:ind w:left="0" w:firstLine="0"/>
+              <w:jc w:val="left"/>
+            </w:pPr>
+            <w:r>
+              <w:rPr>
+                <w:rFonts w:ascii="Calibri" w:hAnsi="Calibri" w:eastAsia="Calibri"/>
+                <w:color w:val="1A1A1A"/>
+                <w:sz w:val="18"/>
+              </w:rPr>
+              <w:t xml:space="preserve">6. Build the ordering flow with a single charge for the confirmed total (ADR-027), with the nine mandatory payment cases green, by 12 November. This objective changed on 26 October. It used to say deferred authorisation and capture for the actual amount, but the Transbank proof of concept showed that deferred capture does not support debit cards. With a single charge, the family also sees the exact amount before paying. Planned for sprint 4, from 6 to 12 November.</w:t>
+            </w:r>
+          </w:p>
+          <w:p>
+            <w:pPr>
+              <w:pStyle w:val="Prrafodelista"/>
+              <w:spacing w:after="80" w:before="0"/>
+              <w:ind w:left="0" w:firstLine="0"/>
+              <w:jc w:val="left"/>
+            </w:pPr>
+            <w:r>
+              <w:rPr>
+                <w:rFonts w:ascii="Calibri" w:hAnsi="Calibri" w:eastAsia="Calibri"/>
+                <w:color w:val="1A1A1A"/>
+                <w:sz w:val="18"/>
+              </w:rPr>
+              <w:t xml:space="preserve">7. Deploy the system in a demonstration environment with the six critical user journeys working and the continuous integration pipeline green, by 19 November. Planned for sprint 5, from 13 to 19 November. The pipeline already runs on every push, and the HTTPS staging environment is built in sprint 3 (MATU-25).</w:t>
             </w:r>
           </w:p>
         </w:tc>
@@ -1541,17 +1414,7 @@
                 <w:color w:val="1A1A1A"/>
                 <w:sz w:val="18"/>
               </w:rPr>
-              <w:t xml:space="preserve">One-week sprints with a verifiable deliverable make a delay visible in days rather than months, in a short window and with a two-person team that is not full time. Splitting by axis prevents one person from waiting for the other. Validation with falsification criteria set in advance allowed the product to change on evidence (ADR-023) before it was built. And AI-assisted development, with the definition of done as a control, made it possible to recover the three weeks lost at the start without sacrificing quality. Keeping the agent that builds separate from the agent that verifies preserves that control when the code is generated by an assistant. </w:t>
-            </w:r>
-            <w:r>
-              <w:rPr>
-                <w:rFonts w:ascii="Calibri" w:hAnsi="Calibri" w:eastAsia="Calibri"/>
-                <w:b/>
-                <w:color w:val="1A1A1A"/>
-                <w:sz w:val="18"/>
-                <w:highlight w:val="yellow"/>
-              </w:rPr>
-              <w:t xml:space="preserve">[Complete with the actual velocity and vibe coding factor measured in the sprints]</w:t>
+              <w:t xml:space="preserve">One-week sprints with a verifiable deliverable make a delay visible in days rather than months, in a short window and with a two-person team that is not full time. Splitting by axis prevents one person from waiting for the other. Validation with falsification criteria set in advance allowed the product to change on evidence (ADR-023) before it was built. And AI-assisted development, with the definition of done as a control, made it possible to recover the three weeks lost at the start without sacrificing quality. Keeping the agent that builds separate from the agent that verifies preserves that control when the code is generated by an assistant. What has been measured so far supports that decision. In sprint 1, Jorge completed stories estimated at 12 hours in 6.4 actual hours (a factor close to 1.9). On the sprint 2 relief page the factor was close to 1.4. These are minimums, because hours are taken from commits and card moves, and they still cover only part of the stories. Sprint 2 closed all eleven committed stories, which took two sprints in the original backlog.</w:t>
             </w:r>
           </w:p>
         </w:tc>
@@ -1692,34 +1555,7 @@
                 <w:color w:val="1A1A1A"/>
                 <w:sz w:val="18"/>
               </w:rPr>
-              <w:t xml:space="preserve">– </w:t>
-            </w:r>
-            <w:r>
-              <w:rPr>
-                <w:rFonts w:ascii="Calibri" w:hAnsi="Calibri" w:eastAsia="Calibri"/>
-                <w:b/>
-                <w:color w:val="1A1A1A"/>
-                <w:sz w:val="18"/>
-              </w:rPr>
-              <w:t xml:space="preserve">Sprint 1 (16 to 22 October).</w:t>
-            </w:r>
-            <w:r>
-              <w:rPr>
-                <w:rFonts w:ascii="Calibri" w:hAnsi="Calibri" w:eastAsia="Calibri"/>
-                <w:color w:val="1A1A1A"/>
-                <w:sz w:val="18"/>
-              </w:rPr>
-              <w:t xml:space="preserve"> Identity, family group and registration of the cared-for person with consent. Closed. </w:t>
-            </w:r>
-            <w:r>
-              <w:rPr>
-                <w:rFonts w:ascii="Calibri" w:hAnsi="Calibri" w:eastAsia="Calibri"/>
-                <w:b/>
-                <w:color w:val="1A1A1A"/>
-                <w:sz w:val="18"/>
-                <w:highlight w:val="yellow"/>
-              </w:rPr>
-              <w:t xml:space="preserve">[Complete with the vibe coding factor measured in sprint 1]</w:t>
+              <w:t xml:space="preserve">– Sprint 1 (16 to 22 October). Identity, family group and registration of the cared-for person with consent. Closed on 25 October with all eleven cards: sign-up, login with the token validated on every request, tenant context, family group, registration with consent, ports with an architecture test, privacy policy v0.9, legal setup of the pilot and closure of the Transbank proof of concept.</w:t>
             </w:r>
           </w:p>
           <w:p>
@@ -1735,34 +1571,7 @@
                 <w:color w:val="1A1A1A"/>
                 <w:sz w:val="18"/>
               </w:rPr>
-              <w:t xml:space="preserve">– </w:t>
-            </w:r>
-            <w:r>
-              <w:rPr>
-                <w:rFonts w:ascii="Calibri" w:hAnsi="Calibri" w:eastAsia="Calibri"/>
-                <w:b/>
-                <w:color w:val="1A1A1A"/>
-                <w:sz w:val="18"/>
-              </w:rPr>
-              <w:t xml:space="preserve">Sprint 2 (23 to 29 October).</w:t>
-            </w:r>
-            <w:r>
-              <w:rPr>
-                <w:rFonts w:ascii="Calibri" w:hAnsi="Calibri" w:eastAsia="Calibri"/>
-                <w:color w:val="1A1A1A"/>
-                <w:sz w:val="18"/>
-              </w:rPr>
-              <w:t xml:space="preserve"> Relief sheet and relief access. In progress, closing on 29 October. The API contract for the sheet and for relief access (MATU-09) and the design of its screens are already agreed, and ADR-027 was approved. </w:t>
-            </w:r>
-            <w:r>
-              <w:rPr>
-                <w:rFonts w:ascii="Calibri" w:hAnsi="Calibri" w:eastAsia="Calibri"/>
-                <w:b/>
-                <w:color w:val="1A1A1A"/>
-                <w:sz w:val="18"/>
-                <w:highlight w:val="yellow"/>
-              </w:rPr>
-              <w:t xml:space="preserve">[Result]</w:t>
+              <w:t xml:space="preserve">– Sprint 2 (23 to 29 October). Relief sheet and relief access. Closed with all its stories in main: API contract (MATU-09), per-person key encryption (MATU-11), three-field sheet (MATU-12), editing without overwriting someone else (MATU-13), auditing (MATU-14), sharing with a relief person (MATU-18), opening as relief with link and PIN (MATU-19), revoking access (MATU-20), relief web page (MATU-23) and synthetic test data (MATU-30). ADR-027 was also applied. The test suite reached more than 830 green tests.</w:t>
             </w:r>
           </w:p>
           <w:p>
@@ -1778,34 +1587,7 @@
                 <w:color w:val="1A1A1A"/>
                 <w:sz w:val="18"/>
               </w:rPr>
-              <w:t xml:space="preserve">– </w:t>
-            </w:r>
-            <w:r>
-              <w:rPr>
-                <w:rFonts w:ascii="Calibri" w:hAnsi="Calibri" w:eastAsia="Calibri"/>
-                <w:b/>
-                <w:color w:val="1A1A1A"/>
-                <w:sz w:val="18"/>
-              </w:rPr>
-              <w:t xml:space="preserve">Navigable demo (Friday 30 October).</w:t>
-            </w:r>
-            <w:r>
-              <w:rPr>
-                <w:rFonts w:ascii="Calibri" w:hAnsi="Calibri" w:eastAsia="Calibri"/>
-                <w:color w:val="1A1A1A"/>
-                <w:sz w:val="18"/>
-              </w:rPr>
-              <w:t xml:space="preserve"> MATU as a mobile-first web application, with synthetic data and sample prices. It walks through the relief sheet and relief access, the replenishment list and the order with a single charge. What is not built yet is shown as a simulation. </w:t>
-            </w:r>
-            <w:r>
-              <w:rPr>
-                <w:rFonts w:ascii="Calibri" w:hAnsi="Calibri" w:eastAsia="Calibri"/>
-                <w:b/>
-                <w:color w:val="1A1A1A"/>
-                <w:sz w:val="18"/>
-                <w:highlight w:val="yellow"/>
-              </w:rPr>
-              <w:t xml:space="preserve">[Demo result]</w:t>
+              <w:t xml:space="preserve">– Navigable demo (Friday 30 October). Presented together with the Phase 2 progress review. MATU as a web application, with synthetic data and sample prices, walks through the three layers: the relief sheet and relief access, the replenishment list and the order with a single charge. Sign-up, the group and the registration of the person use the real backend, and the rest is simulated. It passed the design and QA reviews, including reflow at 320 px with text at 200%.</w:t>
             </w:r>
           </w:p>
           <w:p>
@@ -1821,34 +1603,7 @@
                 <w:color w:val="1A1A1A"/>
                 <w:sz w:val="18"/>
               </w:rPr>
-              <w:t xml:space="preserve">– </w:t>
-            </w:r>
-            <w:r>
-              <w:rPr>
-                <w:rFonts w:ascii="Calibri" w:hAnsi="Calibri" w:eastAsia="Calibri"/>
-                <w:b/>
-                <w:color w:val="1A1A1A"/>
-                <w:sz w:val="18"/>
-              </w:rPr>
-              <w:t>Sprint 3 (30 October to 5 November).</w:t>
-            </w:r>
-            <w:r>
-              <w:rPr>
-                <w:rFonts w:ascii="Calibri" w:hAnsi="Calibri" w:eastAsia="Calibri"/>
-                <w:color w:val="1A1A1A"/>
-                <w:sz w:val="18"/>
-              </w:rPr>
-              <w:t xml:space="preserve"> Family app and consumption profile with forecasting. </w:t>
-            </w:r>
-            <w:r>
-              <w:rPr>
-                <w:rFonts w:ascii="Calibri" w:hAnsi="Calibri" w:eastAsia="Calibri"/>
-                <w:b/>
-                <w:color w:val="1A1A1A"/>
-                <w:sz w:val="18"/>
-                <w:highlight w:val="yellow"/>
-              </w:rPr>
-              <w:t>[Result]</w:t>
+              <w:t xml:space="preserve">– Sprint 3 (30 October to 5 November). In progress, with sixteen prioritised cards (MATU-25 and MATU-32 to MATU-46): API contract for the family app, consumption profile and stock-out forecast, family app, session with token renewal, HTTPS staging, notifications, first usability round and four more interviews for H5, H6 and H7.</w:t>
             </w:r>
           </w:p>
           <w:p>
@@ -1864,34 +1619,7 @@
                 <w:color w:val="1A1A1A"/>
                 <w:sz w:val="18"/>
               </w:rPr>
-              <w:t xml:space="preserve">– </w:t>
-            </w:r>
-            <w:r>
-              <w:rPr>
-                <w:rFonts w:ascii="Calibri" w:hAnsi="Calibri" w:eastAsia="Calibri"/>
-                <w:b/>
-                <w:color w:val="1A1A1A"/>
-                <w:sz w:val="18"/>
-              </w:rPr>
-              <w:t xml:space="preserve">Sprint 4 (6 to 12 November).</w:t>
-            </w:r>
-            <w:r>
-              <w:rPr>
-                <w:rFonts w:ascii="Calibri" w:hAnsi="Calibri" w:eastAsia="Calibri"/>
-                <w:color w:val="1A1A1A"/>
-                <w:sz w:val="18"/>
-              </w:rPr>
-              <w:t xml:space="preserve"> Catalogue with exact prices, replenishment list, order and payment with a single charge for the confirmed total (ADR-027). </w:t>
-            </w:r>
-            <w:r>
-              <w:rPr>
-                <w:rFonts w:ascii="Calibri" w:hAnsi="Calibri" w:eastAsia="Calibri"/>
-                <w:b/>
-                <w:color w:val="1A1A1A"/>
-                <w:sz w:val="18"/>
-                <w:highlight w:val="yellow"/>
-              </w:rPr>
-              <w:t xml:space="preserve">[Result]</w:t>
+              <w:t xml:space="preserve">– Sprint 4 (6 to 12 November). Planned: catalogue with exact prices, exportable replenishment list, order and payment with a single charge for the confirmed total (ADR-027), merchant view, demonstration environment and second usability round.</w:t>
             </w:r>
           </w:p>
           <w:p>
@@ -1907,34 +1635,7 @@
                 <w:color w:val="1A1A1A"/>
                 <w:sz w:val="18"/>
               </w:rPr>
-              <w:t xml:space="preserve">– </w:t>
-            </w:r>
-            <w:r>
-              <w:rPr>
-                <w:rFonts w:ascii="Calibri" w:hAnsi="Calibri" w:eastAsia="Calibri"/>
-                <w:b/>
-                <w:color w:val="1A1A1A"/>
-                <w:sz w:val="18"/>
-              </w:rPr>
-              <w:t>Sprint 5 (13 to 19 November).</w:t>
-            </w:r>
-            <w:r>
-              <w:rPr>
-                <w:rFonts w:ascii="Calibri" w:hAnsi="Calibri" w:eastAsia="Calibri"/>
-                <w:color w:val="1A1A1A"/>
-                <w:sz w:val="18"/>
-              </w:rPr>
-              <w:t xml:space="preserve"> Hardening, deployment and demo script. </w:t>
-            </w:r>
-            <w:r>
-              <w:rPr>
-                <w:rFonts w:ascii="Calibri" w:hAnsi="Calibri" w:eastAsia="Calibri"/>
-                <w:b/>
-                <w:color w:val="1A1A1A"/>
-                <w:sz w:val="18"/>
-                <w:highlight w:val="yellow"/>
-              </w:rPr>
-              <w:t>[Result]</w:t>
+              <w:t xml:space="preserve">– Sprint 5 (13 to 19 November). Planned: security hardening, load testing, final deployment, minimal back office and demo script. Its result is reported in the Phase 3 evidence.</w:t>
             </w:r>
           </w:p>
           <w:p>
@@ -1967,17 +1668,7 @@
                 <w:color w:val="1A1A1A"/>
                 <w:sz w:val="18"/>
               </w:rPr>
-              <w:t xml:space="preserve">The design closed before building, the data model tested in SQL before having an API, a backlog with acceptance criteria, and AI-assisted development. During the sprints these were joined by the work with six agents in separate roles, cross-review of every pull request and the regulatory research done before building payments. </w:t>
-            </w:r>
-            <w:r>
-              <w:rPr>
-                <w:rFonts w:ascii="Calibri" w:hAnsi="Calibri" w:eastAsia="Calibri"/>
-                <w:b/>
-                <w:color w:val="1A1A1A"/>
-                <w:sz w:val="18"/>
-                <w:highlight w:val="yellow"/>
-              </w:rPr>
-              <w:t xml:space="preserve">[Add those that arise during sprints 3 to 5]</w:t>
+              <w:t xml:space="preserve">The design closed before building, the data model tested in SQL before having an API, a backlog with acceptance criteria, and AI-assisted development. During the sprints these were joined by the work with six agents in separate roles, cross-review of every pull request and the regulatory research done before building payments. And the demo stack, which was reused: the relief page was built with it and became the first route of the final application.</w:t>
             </w:r>
           </w:p>
           <w:p>
@@ -2010,17 +1701,7 @@
                 <w:color w:val="1A1A1A"/>
                 <w:sz w:val="18"/>
               </w:rPr>
-              <w:t xml:space="preserve">Development started three weeks late while the environment was agreed with the instructor. Jorge's availability dropped because of his professional internship from 1 October. The Transbank proof of concept was left incomplete in sprint 0 and showed that debit cards do not support deferred capture. Since debit is the most common payment method in the segment, payment had to be redesigned (ADR-027). </w:t>
-            </w:r>
-            <w:r>
-              <w:rPr>
-                <w:rFonts w:ascii="Calibri" w:hAnsi="Calibri" w:eastAsia="Calibri"/>
-                <w:b/>
-                <w:color w:val="1A1A1A"/>
-                <w:sz w:val="18"/>
-                <w:highlight w:val="yellow"/>
-              </w:rPr>
-              <w:t xml:space="preserve">[Add those from the sprints]</w:t>
+              <w:t xml:space="preserve">Development started three weeks late while the environment was agreed with the instructor. Jorge's availability dropped because of his professional internship from 1 October. The Transbank proof of concept was left incomplete in sprint 0 and showed that debit cards do not support deferred capture. Since debit is the most common payment method in the segment, payment had to be redesigned (ADR-027). In sprints 1 and 2 there were days when one person could not work, and some merges were made under an authorised, written exception to the rule that nobody merges their own work. The main branch was not protected either, so that rule relied only on team discipline. This is fixed in sprint 3 (MATU-33).</w:t>
             </w:r>
           </w:p>
           <w:p>
@@ -2192,18 +1873,48 @@
             <w:pPr>
               <w:pStyle w:val="Prrafodelista"/>
               <w:spacing w:after="80" w:before="0"/>
-              <w:ind w:left="0" w:firstLine="0"/>
-              <w:jc w:val="left"/>
-            </w:pPr>
-            <w:r>
-              <w:rPr>
-                <w:rFonts w:ascii="Calibri" w:hAnsi="Calibri" w:eastAsia="Calibri"/>
-                <w:b/>
-                <w:color w:val="1A1A1A"/>
-                <w:sz w:val="18"/>
-                <w:highlight w:val="yellow"/>
-              </w:rPr>
-              <w:t xml:space="preserve">[Add the adjustments from sprints 3 to 5]</w:t>
+              <w:ind w:left="200" w:hanging="160"/>
+              <w:jc w:val="left"/>
+            </w:pPr>
+            <w:r>
+              <w:rPr>
+                <w:rFonts w:ascii="Calibri" w:hAnsi="Calibri" w:eastAsia="Calibri"/>
+                <w:color w:val="1A1A1A"/>
+                <w:sz w:val="18"/>
+              </w:rPr>
+              <w:t xml:space="preserve">– Immutable consent (28 October). Consent is never edited: revocation and the yearly confirmation are recorded as new rows, to keep proof of what was authorised and when.</w:t>
+            </w:r>
+          </w:p>
+          <w:p>
+            <w:pPr>
+              <w:pStyle w:val="Prrafodelista"/>
+              <w:spacing w:after="80" w:before="0"/>
+              <w:ind w:left="200" w:hanging="160"/>
+              <w:jc w:val="left"/>
+            </w:pPr>
+            <w:r>
+              <w:rPr>
+                <w:rFonts w:ascii="Calibri" w:hAnsi="Calibri" w:eastAsia="Calibri"/>
+                <w:color w:val="1A1A1A"/>
+                <w:sz w:val="18"/>
+              </w:rPr>
+              <w:t xml:space="preserve">– Master key in an environment variable during the semester (28 October). It is a declared deviation from ADR-016, valid only with synthetic data: the API does not start this way in a production environment. Key custody and rotation are required before operating with real data.</w:t>
+            </w:r>
+          </w:p>
+          <w:p>
+            <w:pPr>
+              <w:pStyle w:val="Prrafodelista"/>
+              <w:spacing w:after="80" w:before="0"/>
+              <w:ind w:left="200" w:hanging="160"/>
+              <w:jc w:val="left"/>
+            </w:pPr>
+            <w:r>
+              <w:rPr>
+                <w:rFonts w:ascii="Calibri" w:hAnsi="Calibri" w:eastAsia="Calibri"/>
+                <w:color w:val="1A1A1A"/>
+                <w:sz w:val="18"/>
+              </w:rPr>
+              <w:t xml:space="preserve">– Sprint 3 prioritised for a staggered start (31 October). Martín starts two days before Jorge, so the family app API contract goes first and tasks were ordered so neither waits for the other.</w:t>
             </w:r>
           </w:p>
         </w:tc>
@@ -2407,17 +2118,7 @@
                 <w:color w:val="1A1A1A"/>
                 <w:sz w:val="18"/>
               </w:rPr>
-              <w:t xml:space="preserve">– Design specification and navigable demo of 30 October (MATU_PROYECTO, Demo/). </w:t>
-            </w:r>
-            <w:r>
-              <w:rPr>
-                <w:rFonts w:ascii="Calibri" w:hAnsi="Calibri" w:eastAsia="Calibri"/>
-                <w:b/>
-                <w:color w:val="1A1A1A"/>
-                <w:sz w:val="18"/>
-                <w:highlight w:val="yellow"/>
-              </w:rPr>
-              <w:t xml:space="preserve">[Link and screenshots after the demo]</w:t>
+              <w:t xml:space="preserve">– Design specification and navigable demo presented on 30 October (MATU_PROYECTO, Demo/). Instructions to run it are in MATU, Fase 2/Evidencias Proyecto/README.md.</w:t>
             </w:r>
           </w:p>
           <w:p>
@@ -2434,7 +2135,7 @@
                 <w:color w:val="1F3864"/>
                 <w:sz w:val="18"/>
               </w:rPr>
-              <w:t>Final evidence</w:t>
+              <w:t xml:space="preserve">Evidence at the close of Phase 2</w:t>
             </w:r>
           </w:p>
           <w:p>
@@ -2450,17 +2151,7 @@
                 <w:color w:val="1A1A1A"/>
                 <w:sz w:val="18"/>
               </w:rPr>
-              <w:t xml:space="preserve">– Mobile-first web application in operation: family app, relief view, merchant view and back office in the demonstration environment. </w:t>
-            </w:r>
-            <w:r>
-              <w:rPr>
-                <w:rFonts w:ascii="Calibri" w:hAnsi="Calibri" w:eastAsia="Calibri"/>
-                <w:b/>
-                <w:color w:val="1A1A1A"/>
-                <w:sz w:val="18"/>
-                <w:highlight w:val="yellow"/>
-              </w:rPr>
-              <w:t xml:space="preserve">[Link and screenshots]</w:t>
+              <w:t xml:space="preserve">– Relief sheet and relief access working in the API, with more than 830 tests and green continuous integration, and the relief web page, the first route of the final application (MATU_PROYECTO, backend/ and web/).</w:t>
             </w:r>
           </w:p>
           <w:p>
@@ -2476,17 +2167,7 @@
                 <w:color w:val="1A1A1A"/>
                 <w:sz w:val="18"/>
               </w:rPr>
-              <w:t xml:space="preserve">– Usability testing results. </w:t>
-            </w:r>
-            <w:r>
-              <w:rPr>
-                <w:rFonts w:ascii="Calibri" w:hAnsi="Calibri" w:eastAsia="Calibri"/>
-                <w:b/>
-                <w:color w:val="1A1A1A"/>
-                <w:sz w:val="18"/>
-                <w:highlight w:val="yellow"/>
-              </w:rPr>
-              <w:t>[Complete]</w:t>
+              <w:t xml:space="preserve">– Progress presentation of 30 October (MATU, Fase 2/Evidencias Proyecto).</w:t>
             </w:r>
           </w:p>
           <w:p>
@@ -2502,17 +2183,7 @@
                 <w:color w:val="1A1A1A"/>
                 <w:sz w:val="18"/>
               </w:rPr>
-              <w:t xml:space="preserve">– Demo script and video of the main user journey. </w:t>
-            </w:r>
-            <w:r>
-              <w:rPr>
-                <w:rFonts w:ascii="Calibri" w:hAnsi="Calibri" w:eastAsia="Calibri"/>
-                <w:b/>
-                <w:color w:val="1A1A1A"/>
-                <w:sz w:val="18"/>
-                <w:highlight w:val="yellow"/>
-              </w:rPr>
-              <w:t>[Complete]</w:t>
+              <w:t xml:space="preserve">– The demonstration environment, the usability results and the video of the main user journey are delivered with the Phase 3 evidence.</w:t>
             </w:r>
           </w:p>
           <w:p>
@@ -2528,7 +2199,7 @@
                 <w:color w:val="1A1A1A"/>
                 <w:sz w:val="18"/>
               </w:rPr>
-              <w:t>– Final report and defence presentation.</w:t>
+              <w:t xml:space="preserve">– Phase 2 final report (this document).</w:t>
             </w:r>
           </w:p>
         </w:tc>
@@ -2606,17 +2277,7 @@
                 <w:color w:val="1A1A1A"/>
                 <w:sz w:val="18"/>
               </w:rPr>
-              <w:t xml:space="preserve">My interest lies in health approached through computing, with a focus on project management and working with data. MATU confirmed that interest and added something I did not expect: regulatory compliance and the protection of sensitive data are not a formality at the end, they are design decisions that shape the data model from the start. During the semester I deliberately worked on my weakest point, end-to-end software development. </w:t>
-            </w:r>
-            <w:r>
-              <w:rPr>
-                <w:rFonts w:ascii="Calibri" w:hAnsi="Calibri" w:eastAsia="Calibri"/>
-                <w:b/>
-                <w:color w:val="1A1A1A"/>
-                <w:sz w:val="18"/>
-                <w:highlight w:val="yellow"/>
-              </w:rPr>
-              <w:t>[Complete at the close: which interests were confirmed, which changed and how I see my career going forward]</w:t>
+              <w:t xml:space="preserve">My interest lies in health approached through computing, with a focus on project management and working with data. MATU confirmed that interest and added something I did not expect: regulatory compliance and the protection of sensitive data are not a formality at the end, they are design decisions that shape the data model from the start. During the semester I deliberately worked on my weakest point, end-to-end software development. It confirmed that what motivates me most is organising the work and the decisions: prioritising, writing acceptance criteria and deciding what not to build. I see myself in product or technology project management roles in health, where data protection and design for older adults are part of the job.</w:t>
             </w:r>
           </w:p>
           <w:p>
@@ -2649,17 +2310,7 @@
                 <w:color w:val="1A1A1A"/>
                 <w:sz w:val="18"/>
               </w:rPr>
-              <w:t xml:space="preserve">My interest focuses on agile management of technology projects and on ventures in the Healthtech and Fintech sectors. In MATU I took on the Scrum Master role and owned the identity, money and operations axis. </w:t>
-            </w:r>
-            <w:r>
-              <w:rPr>
-                <w:rFonts w:ascii="Calibri" w:hAnsi="Calibri" w:eastAsia="Calibri"/>
-                <w:b/>
-                <w:color w:val="1A1A1A"/>
-                <w:sz w:val="18"/>
-                <w:highlight w:val="yellow"/>
-              </w:rPr>
-              <w:t>[Martín completes at the close: which interests were confirmed, which changed and how he sees his career going forward]</w:t>
+              <w:t xml:space="preserve">My interest focuses on agile management of technology projects and on ventures in the Healthtech and Fintech sectors. In MATU I took on the Scrum Master role and owned the identity, money and operations axis. I handled what keeps the operation running: identity, the continuous integration pipeline, the Transbank integration and relief access, from the API to the page that opens it. It confirmed my interest in agile leadership: with a two-person team and six AI agents, the review process mattered as much as the code. I see myself in agile leadership roles in Healthtech and Fintech projects.</w:t>
             </w:r>
           </w:p>
         </w:tc>
